--- a/public/assets/files/niestacjonarne/CPP.docx
+++ b/public/assets/files/niestacjonarne/CPP.docx
@@ -522,6 +522,7 @@
                 <w:i w:val="0"/>
                 <w:sz w:val="22"/>
               </w:rPr>
+              <w:t>I</w:t>
             </w:r>
           </w:p>
         </w:tc>
@@ -559,6 +560,7 @@
                 <w:i w:val="0"/>
                 <w:sz w:val="22"/>
               </w:rPr>
+              <w:t>obligatoryjny</w:t>
             </w:r>
           </w:p>
         </w:tc>

--- a/public/assets/files/niestacjonarne/CPP.docx
+++ b/public/assets/files/niestacjonarne/CPP.docx
@@ -680,12 +680,22 @@
         <w:tblW w:w="5000" w:type="pct"/>
       </w:tblPr>
       <w:tblGrid>
-        <w:gridCol w:w="9972"/>
+        <w:gridCol w:w="997"/>
+        <w:gridCol w:w="997"/>
+        <w:gridCol w:w="997"/>
+        <w:gridCol w:w="997"/>
+        <w:gridCol w:w="997"/>
+        <w:gridCol w:w="997"/>
+        <w:gridCol w:w="997"/>
+        <w:gridCol w:w="997"/>
+        <w:gridCol w:w="997"/>
+        <w:gridCol w:w="997"/>
       </w:tblGrid>
       <w:tr>
         <w:tc>
           <w:tcPr>
-            <w:tcW w:type="dxa" w:w="9972"/>
+            <w:tcW w:type="dxa" w:w="9970"/>
+            <w:gridSpan w:val="10"/>
             <w:shd w:val="clear" w:color="auto" w:fill="D9D9D9"/>
           </w:tcPr>
           <w:p>
@@ -704,31 +714,34 @@
           </w:p>
         </w:tc>
       </w:tr>
-    </w:tbl>
-    <w:tbl>
-      <w:tblPr>
-        <w:tblW w:type="auto" w:w="0"/>
-        <w:tblLook w:firstColumn="1" w:firstRow="1" w:lastColumn="0" w:lastRow="0" w:noHBand="0" w:noVBand="1" w:val="04A0"/>
-        <w:tblBorders>
-          <w:top w:val="single" w:sz="4" w:space="0" w:color="000000"/>
-          <w:left w:val="single" w:sz="4" w:space="0" w:color="000000"/>
-          <w:bottom w:val="single" w:sz="4" w:space="0" w:color="000000"/>
-          <w:right w:val="single" w:sz="4" w:space="0" w:color="000000"/>
-          <w:insideH w:val="single" w:sz="4" w:space="0" w:color="000000"/>
-          <w:insideV w:val="single" w:sz="4" w:space="0" w:color="000000"/>
-        </w:tblBorders>
-        <w:tblW w:w="5000" w:type="pct"/>
-      </w:tblPr>
-      <w:tblGrid>
-        <w:gridCol w:w="2493"/>
-        <w:gridCol w:w="2493"/>
-        <w:gridCol w:w="2493"/>
-        <w:gridCol w:w="2493"/>
-      </w:tblGrid>
       <w:tr>
         <w:tc>
           <w:tcPr>
-            <w:tcW w:type="dxa" w:w="2493"/>
+            <w:tcW w:type="dxa" w:w="9970"/>
+            <w:gridSpan w:val="10"/>
+            <w:shd w:val="clear" w:color="auto" w:fill="D9D9D9"/>
+          </w:tcPr>
+          <w:p>
+            <w:pPr>
+              <w:spacing w:before="20" w:after="20"/>
+            </w:pPr>
+            <w:r>
+              <w:rPr>
+                <w:rFonts w:ascii="Aptos" w:hAnsi="Aptos"/>
+                <w:b w:val="0"/>
+                <w:i w:val="0"/>
+                <w:sz w:val="16"/>
+              </w:rPr>
+              <w:t>Wymiar godzinowy (liczba godzin w semestrze)</w:t>
+            </w:r>
+          </w:p>
+        </w:tc>
+      </w:tr>
+      <w:tr>
+        <w:tc>
+          <w:tcPr>
+            <w:tcW w:type="dxa" w:w="1994"/>
+            <w:gridSpan w:val="2"/>
             <w:shd w:val="clear" w:color="auto" w:fill="D9D9D9"/>
           </w:tcPr>
           <w:p>
@@ -748,7 +761,8 @@
         </w:tc>
         <w:tc>
           <w:tcPr>
-            <w:tcW w:type="dxa" w:w="2493"/>
+            <w:tcW w:type="dxa" w:w="2991"/>
+            <w:gridSpan w:val="3"/>
             <w:shd w:val="clear" w:color="auto" w:fill="D9D9D9"/>
           </w:tcPr>
           <w:p>
@@ -768,7 +782,8 @@
         </w:tc>
         <w:tc>
           <w:tcPr>
-            <w:tcW w:type="dxa" w:w="2493"/>
+            <w:tcW w:type="dxa" w:w="2991"/>
+            <w:gridSpan w:val="3"/>
             <w:shd w:val="clear" w:color="auto" w:fill="D9D9D9"/>
           </w:tcPr>
           <w:p>
@@ -788,7 +803,8 @@
         </w:tc>
         <w:tc>
           <w:tcPr>
-            <w:tcW w:type="dxa" w:w="2493"/>
+            <w:tcW w:type="dxa" w:w="1994"/>
+            <w:gridSpan w:val="2"/>
             <w:shd w:val="clear" w:color="auto" w:fill="D9D9D9"/>
           </w:tcPr>
           <w:p>
@@ -810,7 +826,8 @@
       <w:tr>
         <w:tc>
           <w:tcPr>
-            <w:tcW w:type="dxa" w:w="2493"/>
+            <w:tcW w:type="dxa" w:w="1994"/>
+            <w:gridSpan w:val="2"/>
           </w:tcPr>
           <w:p>
             <w:pPr>
@@ -829,7 +846,8 @@
         </w:tc>
         <w:tc>
           <w:tcPr>
-            <w:tcW w:type="dxa" w:w="2493"/>
+            <w:tcW w:type="dxa" w:w="2991"/>
+            <w:gridSpan w:val="3"/>
           </w:tcPr>
           <w:p>
             <w:pPr>
@@ -848,7 +866,8 @@
         </w:tc>
         <w:tc>
           <w:tcPr>
-            <w:tcW w:type="dxa" w:w="2493"/>
+            <w:tcW w:type="dxa" w:w="2991"/>
+            <w:gridSpan w:val="3"/>
           </w:tcPr>
           <w:p>
             <w:pPr>
@@ -867,7 +886,8 @@
         </w:tc>
         <w:tc>
           <w:tcPr>
-            <w:tcW w:type="dxa" w:w="2493"/>
+            <w:tcW w:type="dxa" w:w="1994"/>
+            <w:gridSpan w:val="2"/>
           </w:tcPr>
           <w:p>
             <w:pPr>
@@ -885,30 +905,34 @@
           </w:p>
         </w:tc>
       </w:tr>
-    </w:tbl>
-    <w:tbl>
-      <w:tblPr>
-        <w:tblW w:type="auto" w:w="0"/>
-        <w:tblLook w:firstColumn="1" w:firstRow="1" w:lastColumn="0" w:lastRow="0" w:noHBand="0" w:noVBand="1" w:val="04A0"/>
-        <w:tblBorders>
-          <w:top w:val="single" w:sz="4" w:space="0" w:color="000000"/>
-          <w:left w:val="single" w:sz="4" w:space="0" w:color="000000"/>
-          <w:bottom w:val="single" w:sz="4" w:space="0" w:color="000000"/>
-          <w:right w:val="single" w:sz="4" w:space="0" w:color="000000"/>
-          <w:insideH w:val="single" w:sz="4" w:space="0" w:color="000000"/>
-          <w:insideV w:val="single" w:sz="4" w:space="0" w:color="000000"/>
-        </w:tblBorders>
-        <w:tblW w:w="5000" w:type="pct"/>
-      </w:tblPr>
-      <w:tblGrid>
-        <w:gridCol w:w="3324"/>
-        <w:gridCol w:w="3324"/>
-        <w:gridCol w:w="3324"/>
-      </w:tblGrid>
       <w:tr>
         <w:tc>
           <w:tcPr>
-            <w:tcW w:type="dxa" w:w="3324"/>
+            <w:tcW w:type="dxa" w:w="9970"/>
+            <w:gridSpan w:val="10"/>
+            <w:shd w:val="clear" w:color="auto" w:fill="D9D9D9"/>
+          </w:tcPr>
+          <w:p>
+            <w:pPr>
+              <w:spacing w:before="20" w:after="20"/>
+            </w:pPr>
+            <w:r>
+              <w:rPr>
+                <w:rFonts w:ascii="Aptos" w:hAnsi="Aptos"/>
+                <w:b/>
+                <w:i w:val="0"/>
+                <w:sz w:val="22"/>
+              </w:rPr>
+              <w:t>Bilans ECTS</w:t>
+            </w:r>
+          </w:p>
+        </w:tc>
+      </w:tr>
+      <w:tr>
+        <w:tc>
+          <w:tcPr>
+            <w:tcW w:type="dxa" w:w="4985"/>
+            <w:gridSpan w:val="5"/>
             <w:shd w:val="clear" w:color="auto" w:fill="D9D9D9"/>
           </w:tcPr>
           <w:p>
@@ -928,7 +952,8 @@
         </w:tc>
         <w:tc>
           <w:tcPr>
-            <w:tcW w:type="dxa" w:w="3324"/>
+            <w:tcW w:type="dxa" w:w="2991"/>
+            <w:gridSpan w:val="3"/>
             <w:shd w:val="clear" w:color="auto" w:fill="D9D9D9"/>
           </w:tcPr>
           <w:p>
@@ -948,7 +973,8 @@
         </w:tc>
         <w:tc>
           <w:tcPr>
-            <w:tcW w:type="dxa" w:w="3324"/>
+            <w:tcW w:type="dxa" w:w="1994"/>
+            <w:gridSpan w:val="2"/>
             <w:shd w:val="clear" w:color="auto" w:fill="D9D9D9"/>
           </w:tcPr>
           <w:p>
@@ -970,7 +996,8 @@
       <w:tr>
         <w:tc>
           <w:tcPr>
-            <w:tcW w:type="dxa" w:w="3324"/>
+            <w:tcW w:type="dxa" w:w="4985"/>
+            <w:gridSpan w:val="5"/>
           </w:tcPr>
           <w:p>
             <w:pPr>
@@ -989,7 +1016,8 @@
         </w:tc>
         <w:tc>
           <w:tcPr>
-            <w:tcW w:type="dxa" w:w="3324"/>
+            <w:tcW w:type="dxa" w:w="2991"/>
+            <w:gridSpan w:val="3"/>
           </w:tcPr>
           <w:p>
             <w:pPr>
@@ -1008,7 +1036,8 @@
         </w:tc>
         <w:tc>
           <w:tcPr>
-            <w:tcW w:type="dxa" w:w="3324"/>
+            <w:tcW w:type="dxa" w:w="1994"/>
+            <w:gridSpan w:val="2"/>
           </w:tcPr>
           <w:p>
             <w:pPr>
@@ -1029,7 +1058,8 @@
       <w:tr>
         <w:tc>
           <w:tcPr>
-            <w:tcW w:type="dxa" w:w="3324"/>
+            <w:tcW w:type="dxa" w:w="4985"/>
+            <w:gridSpan w:val="5"/>
           </w:tcPr>
           <w:p>
             <w:pPr>
@@ -1048,7 +1078,8 @@
         </w:tc>
         <w:tc>
           <w:tcPr>
-            <w:tcW w:type="dxa" w:w="3324"/>
+            <w:tcW w:type="dxa" w:w="2991"/>
+            <w:gridSpan w:val="3"/>
           </w:tcPr>
           <w:p>
             <w:pPr>
@@ -1067,7 +1098,8 @@
         </w:tc>
         <w:tc>
           <w:tcPr>
-            <w:tcW w:type="dxa" w:w="3324"/>
+            <w:tcW w:type="dxa" w:w="1994"/>
+            <w:gridSpan w:val="2"/>
           </w:tcPr>
           <w:p>
             <w:pPr>
@@ -1088,7 +1120,29 @@
       <w:tr>
         <w:tc>
           <w:tcPr>
-            <w:tcW w:type="dxa" w:w="3324"/>
+            <w:tcW w:type="dxa" w:w="4985"/>
+            <w:gridSpan w:val="5"/>
+            <w:shd w:val="clear" w:color="auto" w:fill="D9D9D9"/>
+          </w:tcPr>
+          <w:p>
+            <w:pPr>
+              <w:spacing w:before="20" w:after="20"/>
+            </w:pPr>
+            <w:r>
+              <w:rPr>
+                <w:rFonts w:ascii="Aptos" w:hAnsi="Aptos"/>
+                <w:b/>
+                <w:i w:val="0"/>
+                <w:sz w:val="16"/>
+              </w:rPr>
+              <w:t>Opis samodzielnej pracy studenta</w:t>
+            </w:r>
+          </w:p>
+        </w:tc>
+        <w:tc>
+          <w:tcPr>
+            <w:tcW w:type="dxa" w:w="4985"/>
+            <w:gridSpan w:val="5"/>
           </w:tcPr>
           <w:p>
             <w:pPr>
@@ -1101,45 +1155,6 @@
                 <w:i w:val="0"/>
                 <w:sz w:val="22"/>
               </w:rPr>
-              <w:t>Suma</w:t>
-            </w:r>
-          </w:p>
-        </w:tc>
-        <w:tc>
-          <w:tcPr>
-            <w:tcW w:type="dxa" w:w="3324"/>
-          </w:tcPr>
-          <w:p>
-            <w:pPr>
-              <w:spacing w:before="20" w:after="20"/>
-            </w:pPr>
-            <w:r>
-              <w:rPr>
-                <w:rFonts w:ascii="Aptos" w:hAnsi="Aptos"/>
-                <w:b w:val="0"/>
-                <w:i w:val="0"/>
-                <w:sz w:val="22"/>
-              </w:rPr>
-              <w:t>100</w:t>
-            </w:r>
-          </w:p>
-        </w:tc>
-        <w:tc>
-          <w:tcPr>
-            <w:tcW w:type="dxa" w:w="3324"/>
-          </w:tcPr>
-          <w:p>
-            <w:pPr>
-              <w:spacing w:before="20" w:after="20"/>
-            </w:pPr>
-            <w:r>
-              <w:rPr>
-                <w:rFonts w:ascii="Aptos" w:hAnsi="Aptos"/>
-                <w:b w:val="0"/>
-                <w:i w:val="0"/>
-                <w:sz w:val="22"/>
-              </w:rPr>
-              <w:t>4</w:t>
             </w:r>
           </w:p>
         </w:tc>
@@ -1857,14 +1872,14 @@
         <w:tblW w:w="5000" w:type="pct"/>
       </w:tblPr>
       <w:tblGrid>
-        <w:gridCol w:w="3324"/>
-        <w:gridCol w:w="3324"/>
-        <w:gridCol w:w="3324"/>
+        <w:gridCol w:w="680"/>
+        <w:gridCol w:w="4536"/>
+        <w:gridCol w:w="4252"/>
       </w:tblGrid>
       <w:tr>
         <w:tc>
           <w:tcPr>
-            <w:tcW w:type="dxa" w:w="9972"/>
+            <w:tcW w:type="dxa" w:w="9468"/>
             <w:gridSpan w:val="3"/>
             <w:shd w:val="clear" w:color="auto" w:fill="D9D9D9"/>
           </w:tcPr>
@@ -1887,7 +1902,7 @@
       <w:tr>
         <w:tc>
           <w:tcPr>
-            <w:tcW w:type="dxa" w:w="3324"/>
+            <w:tcW w:type="dxa" w:w="680"/>
             <w:shd w:val="clear" w:color="auto" w:fill="D9D9D9"/>
           </w:tcPr>
           <w:p>
@@ -1907,7 +1922,7 @@
         </w:tc>
         <w:tc>
           <w:tcPr>
-            <w:tcW w:type="dxa" w:w="3324"/>
+            <w:tcW w:type="dxa" w:w="4536"/>
             <w:shd w:val="clear" w:color="auto" w:fill="D9D9D9"/>
           </w:tcPr>
           <w:p>
@@ -1927,7 +1942,7 @@
         </w:tc>
         <w:tc>
           <w:tcPr>
-            <w:tcW w:type="dxa" w:w="3324"/>
+            <w:tcW w:type="dxa" w:w="4252"/>
             <w:shd w:val="clear" w:color="auto" w:fill="D9D9D9"/>
           </w:tcPr>
           <w:p>
@@ -1949,7 +1964,7 @@
       <w:tr>
         <w:tc>
           <w:tcPr>
-            <w:tcW w:type="dxa" w:w="3324"/>
+            <w:tcW w:type="dxa" w:w="680"/>
           </w:tcPr>
           <w:p>
             <w:pPr>
@@ -1968,7 +1983,7 @@
         </w:tc>
         <w:tc>
           <w:tcPr>
-            <w:tcW w:type="dxa" w:w="3324"/>
+            <w:tcW w:type="dxa" w:w="4536"/>
           </w:tcPr>
           <w:p>
             <w:pPr>
@@ -1987,7 +2002,7 @@
         </w:tc>
         <w:tc>
           <w:tcPr>
-            <w:tcW w:type="dxa" w:w="3324"/>
+            <w:tcW w:type="dxa" w:w="4252"/>
           </w:tcPr>
           <w:p>
             <w:pPr>
@@ -2007,7 +2022,7 @@
       <w:tr>
         <w:tc>
           <w:tcPr>
-            <w:tcW w:type="dxa" w:w="3324"/>
+            <w:tcW w:type="dxa" w:w="680"/>
           </w:tcPr>
           <w:p>
             <w:pPr>
@@ -2026,7 +2041,7 @@
         </w:tc>
         <w:tc>
           <w:tcPr>
-            <w:tcW w:type="dxa" w:w="3324"/>
+            <w:tcW w:type="dxa" w:w="4536"/>
           </w:tcPr>
           <w:p>
             <w:pPr>
@@ -2045,7 +2060,7 @@
         </w:tc>
         <w:tc>
           <w:tcPr>
-            <w:tcW w:type="dxa" w:w="3324"/>
+            <w:tcW w:type="dxa" w:w="4252"/>
           </w:tcPr>
           <w:p>
             <w:pPr>
@@ -2065,7 +2080,7 @@
       <w:tr>
         <w:tc>
           <w:tcPr>
-            <w:tcW w:type="dxa" w:w="3324"/>
+            <w:tcW w:type="dxa" w:w="680"/>
           </w:tcPr>
           <w:p>
             <w:pPr>
@@ -2084,7 +2099,7 @@
         </w:tc>
         <w:tc>
           <w:tcPr>
-            <w:tcW w:type="dxa" w:w="3324"/>
+            <w:tcW w:type="dxa" w:w="4536"/>
           </w:tcPr>
           <w:p>
             <w:pPr>
@@ -2103,7 +2118,7 @@
         </w:tc>
         <w:tc>
           <w:tcPr>
-            <w:tcW w:type="dxa" w:w="3324"/>
+            <w:tcW w:type="dxa" w:w="4252"/>
           </w:tcPr>
           <w:p>
             <w:pPr>
@@ -2123,7 +2138,7 @@
       <w:tr>
         <w:tc>
           <w:tcPr>
-            <w:tcW w:type="dxa" w:w="3324"/>
+            <w:tcW w:type="dxa" w:w="680"/>
           </w:tcPr>
           <w:p>
             <w:pPr>
@@ -2142,7 +2157,7 @@
         </w:tc>
         <w:tc>
           <w:tcPr>
-            <w:tcW w:type="dxa" w:w="3324"/>
+            <w:tcW w:type="dxa" w:w="4536"/>
           </w:tcPr>
           <w:p>
             <w:pPr>
@@ -2161,7 +2176,7 @@
         </w:tc>
         <w:tc>
           <w:tcPr>
-            <w:tcW w:type="dxa" w:w="3324"/>
+            <w:tcW w:type="dxa" w:w="4252"/>
           </w:tcPr>
           <w:p>
             <w:pPr>
@@ -2181,7 +2196,7 @@
       <w:tr>
         <w:tc>
           <w:tcPr>
-            <w:tcW w:type="dxa" w:w="3324"/>
+            <w:tcW w:type="dxa" w:w="680"/>
           </w:tcPr>
           <w:p>
             <w:pPr>
@@ -2200,7 +2215,7 @@
         </w:tc>
         <w:tc>
           <w:tcPr>
-            <w:tcW w:type="dxa" w:w="3324"/>
+            <w:tcW w:type="dxa" w:w="4536"/>
           </w:tcPr>
           <w:p>
             <w:pPr>
@@ -2219,7 +2234,7 @@
         </w:tc>
         <w:tc>
           <w:tcPr>
-            <w:tcW w:type="dxa" w:w="3324"/>
+            <w:tcW w:type="dxa" w:w="4252"/>
           </w:tcPr>
           <w:p>
             <w:pPr>
@@ -2239,7 +2254,7 @@
       <w:tr>
         <w:tc>
           <w:tcPr>
-            <w:tcW w:type="dxa" w:w="3324"/>
+            <w:tcW w:type="dxa" w:w="680"/>
           </w:tcPr>
           <w:p>
             <w:pPr>
@@ -2258,7 +2273,7 @@
         </w:tc>
         <w:tc>
           <w:tcPr>
-            <w:tcW w:type="dxa" w:w="3324"/>
+            <w:tcW w:type="dxa" w:w="4536"/>
           </w:tcPr>
           <w:p>
             <w:pPr>
@@ -2277,7 +2292,7 @@
         </w:tc>
         <w:tc>
           <w:tcPr>
-            <w:tcW w:type="dxa" w:w="3324"/>
+            <w:tcW w:type="dxa" w:w="4252"/>
           </w:tcPr>
           <w:p>
             <w:pPr>
@@ -2297,7 +2312,7 @@
       <w:tr>
         <w:tc>
           <w:tcPr>
-            <w:tcW w:type="dxa" w:w="3324"/>
+            <w:tcW w:type="dxa" w:w="680"/>
           </w:tcPr>
           <w:p>
             <w:pPr>
@@ -2316,7 +2331,7 @@
         </w:tc>
         <w:tc>
           <w:tcPr>
-            <w:tcW w:type="dxa" w:w="3324"/>
+            <w:tcW w:type="dxa" w:w="4536"/>
           </w:tcPr>
           <w:p>
             <w:pPr>
@@ -2335,7 +2350,7 @@
         </w:tc>
         <w:tc>
           <w:tcPr>
-            <w:tcW w:type="dxa" w:w="3324"/>
+            <w:tcW w:type="dxa" w:w="4252"/>
           </w:tcPr>
           <w:p>
             <w:pPr>
@@ -2355,7 +2370,7 @@
       <w:tr>
         <w:tc>
           <w:tcPr>
-            <w:tcW w:type="dxa" w:w="3324"/>
+            <w:tcW w:type="dxa" w:w="680"/>
           </w:tcPr>
           <w:p>
             <w:pPr>
@@ -2374,7 +2389,7 @@
         </w:tc>
         <w:tc>
           <w:tcPr>
-            <w:tcW w:type="dxa" w:w="3324"/>
+            <w:tcW w:type="dxa" w:w="4536"/>
           </w:tcPr>
           <w:p>
             <w:pPr>
@@ -2393,7 +2408,7 @@
         </w:tc>
         <w:tc>
           <w:tcPr>
-            <w:tcW w:type="dxa" w:w="3324"/>
+            <w:tcW w:type="dxa" w:w="4252"/>
           </w:tcPr>
           <w:p>
             <w:pPr>
@@ -2413,7 +2428,7 @@
       <w:tr>
         <w:tc>
           <w:tcPr>
-            <w:tcW w:type="dxa" w:w="3324"/>
+            <w:tcW w:type="dxa" w:w="680"/>
           </w:tcPr>
           <w:p>
             <w:pPr>
@@ -2432,7 +2447,7 @@
         </w:tc>
         <w:tc>
           <w:tcPr>
-            <w:tcW w:type="dxa" w:w="3324"/>
+            <w:tcW w:type="dxa" w:w="4536"/>
           </w:tcPr>
           <w:p>
             <w:pPr>
@@ -2451,7 +2466,7 @@
         </w:tc>
         <w:tc>
           <w:tcPr>
-            <w:tcW w:type="dxa" w:w="3324"/>
+            <w:tcW w:type="dxa" w:w="4252"/>
           </w:tcPr>
           <w:p>
             <w:pPr>
@@ -2471,7 +2486,7 @@
       <w:tr>
         <w:tc>
           <w:tcPr>
-            <w:tcW w:type="dxa" w:w="3324"/>
+            <w:tcW w:type="dxa" w:w="680"/>
           </w:tcPr>
           <w:p>
             <w:pPr>
@@ -2490,7 +2505,7 @@
         </w:tc>
         <w:tc>
           <w:tcPr>
-            <w:tcW w:type="dxa" w:w="3324"/>
+            <w:tcW w:type="dxa" w:w="4536"/>
           </w:tcPr>
           <w:p>
             <w:pPr>
@@ -2509,7 +2524,7 @@
         </w:tc>
         <w:tc>
           <w:tcPr>
-            <w:tcW w:type="dxa" w:w="3324"/>
+            <w:tcW w:type="dxa" w:w="4252"/>
           </w:tcPr>
           <w:p>
             <w:pPr>
@@ -2529,7 +2544,7 @@
       <w:tr>
         <w:tc>
           <w:tcPr>
-            <w:tcW w:type="dxa" w:w="3324"/>
+            <w:tcW w:type="dxa" w:w="680"/>
           </w:tcPr>
           <w:p>
             <w:pPr>
@@ -2548,7 +2563,7 @@
         </w:tc>
         <w:tc>
           <w:tcPr>
-            <w:tcW w:type="dxa" w:w="3324"/>
+            <w:tcW w:type="dxa" w:w="4536"/>
           </w:tcPr>
           <w:p>
             <w:pPr>
@@ -2567,7 +2582,7 @@
         </w:tc>
         <w:tc>
           <w:tcPr>
-            <w:tcW w:type="dxa" w:w="3324"/>
+            <w:tcW w:type="dxa" w:w="4252"/>
           </w:tcPr>
           <w:p>
             <w:pPr>
@@ -2587,7 +2602,7 @@
       <w:tr>
         <w:tc>
           <w:tcPr>
-            <w:tcW w:type="dxa" w:w="3324"/>
+            <w:tcW w:type="dxa" w:w="680"/>
           </w:tcPr>
           <w:p>
             <w:pPr>
@@ -2606,7 +2621,7 @@
         </w:tc>
         <w:tc>
           <w:tcPr>
-            <w:tcW w:type="dxa" w:w="3324"/>
+            <w:tcW w:type="dxa" w:w="4536"/>
           </w:tcPr>
           <w:p>
             <w:pPr>
@@ -2625,7 +2640,7 @@
         </w:tc>
         <w:tc>
           <w:tcPr>
-            <w:tcW w:type="dxa" w:w="3324"/>
+            <w:tcW w:type="dxa" w:w="4252"/>
           </w:tcPr>
           <w:p>
             <w:pPr>
@@ -2645,7 +2660,7 @@
       <w:tr>
         <w:tc>
           <w:tcPr>
-            <w:tcW w:type="dxa" w:w="3324"/>
+            <w:tcW w:type="dxa" w:w="680"/>
           </w:tcPr>
           <w:p>
             <w:pPr>
@@ -2664,7 +2679,7 @@
         </w:tc>
         <w:tc>
           <w:tcPr>
-            <w:tcW w:type="dxa" w:w="3324"/>
+            <w:tcW w:type="dxa" w:w="4536"/>
           </w:tcPr>
           <w:p>
             <w:pPr>
@@ -2683,7 +2698,7 @@
         </w:tc>
         <w:tc>
           <w:tcPr>
-            <w:tcW w:type="dxa" w:w="3324"/>
+            <w:tcW w:type="dxa" w:w="4252"/>
           </w:tcPr>
           <w:p>
             <w:pPr>
@@ -3082,6 +3097,7 @@
                 <w:i w:val="0"/>
                 <w:sz w:val="22"/>
               </w:rPr>
+              <w:t>rozwiązywanie zadań; Kryteria oceny; prezentacja mini projektów; kolokwium praktyczne składające się z kilku zadań programistycznych; brak</w:t>
             </w:r>
           </w:p>
         </w:tc>
@@ -3139,6 +3155,7 @@
                 <w:i w:val="0"/>
                 <w:sz w:val="22"/>
               </w:rPr>
+              <w:t>rozwiązywanie zadań; Kryteria oceny; prezentacja mini projektów; kolokwium praktyczne składające się z kilku zadań programistycznych; brak</w:t>
             </w:r>
           </w:p>
         </w:tc>
@@ -3301,6 +3318,7 @@
                 <w:i w:val="0"/>
                 <w:sz w:val="22"/>
               </w:rPr>
+              <w:t>rozwiązywanie zadań; Kryteria oceny; prezentacja mini projektów; kolokwium praktyczne składające się z kilku zadań programistycznych; brak</w:t>
             </w:r>
           </w:p>
         </w:tc>
@@ -3358,6 +3376,7 @@
                 <w:i w:val="0"/>
                 <w:sz w:val="22"/>
               </w:rPr>
+              <w:t>rozwiązywanie zadań; Kryteria oceny; prezentacja mini projektów; kolokwium praktyczne składające się z kilku zadań programistycznych; brak</w:t>
             </w:r>
           </w:p>
         </w:tc>
@@ -3415,6 +3434,7 @@
                 <w:i w:val="0"/>
                 <w:sz w:val="22"/>
               </w:rPr>
+              <w:t>rozwiązywanie zadań; Kryteria oceny; prezentacja mini projektów; kolokwium praktyczne składające się z kilku zadań programistycznych; brak</w:t>
             </w:r>
           </w:p>
         </w:tc>
@@ -3472,6 +3492,7 @@
                 <w:i w:val="0"/>
                 <w:sz w:val="22"/>
               </w:rPr>
+              <w:t>rozwiązywanie zadań; Kryteria oceny; prezentacja mini projektów; kolokwium praktyczne składające się z kilku zadań programistycznych; brak</w:t>
             </w:r>
           </w:p>
         </w:tc>
@@ -3529,6 +3550,7 @@
                 <w:i w:val="0"/>
                 <w:sz w:val="22"/>
               </w:rPr>
+              <w:t>rozwiązywanie zadań; Kryteria oceny; prezentacja mini projektów; kolokwium praktyczne składające się z kilku zadań programistycznych; brak</w:t>
             </w:r>
           </w:p>
         </w:tc>
@@ -3586,6 +3608,7 @@
                 <w:i w:val="0"/>
                 <w:sz w:val="22"/>
               </w:rPr>
+              <w:t>rozwiązywanie zadań; Kryteria oceny; prezentacja mini projektów; kolokwium praktyczne składające się z kilku zadań programistycznych; brak</w:t>
             </w:r>
           </w:p>
         </w:tc>
@@ -3748,6 +3771,7 @@
                 <w:i w:val="0"/>
                 <w:sz w:val="22"/>
               </w:rPr>
+              <w:t>rozwiązywanie zadań; Kryteria oceny; prezentacja mini projektów; kolokwium praktyczne składające się z kilku zadań programistycznych; brak</w:t>
             </w:r>
           </w:p>
         </w:tc>
@@ -3805,6 +3829,7 @@
                 <w:i w:val="0"/>
                 <w:sz w:val="22"/>
               </w:rPr>
+              <w:t>rozwiązywanie zadań; Kryteria oceny; prezentacja mini projektów; kolokwium praktyczne składające się z kilku zadań programistycznych; brak</w:t>
             </w:r>
           </w:p>
         </w:tc>
@@ -3910,62 +3935,6 @@
                 <w:sz w:val="16"/>
               </w:rPr>
               <w:t>Wyposażenie specjalistyczne konieczne do realizacji przedmiotu</w:t>
-            </w:r>
-          </w:p>
-        </w:tc>
-      </w:tr>
-      <w:tr>
-        <w:tc>
-          <w:tcPr>
-            <w:tcW w:type="dxa" w:w="3324"/>
-          </w:tcPr>
-          <w:p>
-            <w:pPr>
-              <w:spacing w:before="20" w:after="20"/>
-            </w:pPr>
-            <w:r>
-              <w:rPr>
-                <w:rFonts w:ascii="Aptos" w:hAnsi="Aptos"/>
-                <w:b w:val="0"/>
-                <w:i w:val="0"/>
-                <w:sz w:val="22"/>
-              </w:rPr>
-            </w:r>
-          </w:p>
-        </w:tc>
-        <w:tc>
-          <w:tcPr>
-            <w:tcW w:type="dxa" w:w="3324"/>
-          </w:tcPr>
-          <w:p>
-            <w:pPr>
-              <w:spacing w:before="20" w:after="20"/>
-            </w:pPr>
-            <w:r>
-              <w:rPr>
-                <w:rFonts w:ascii="Aptos" w:hAnsi="Aptos"/>
-                <w:b w:val="0"/>
-                <w:i w:val="0"/>
-                <w:sz w:val="22"/>
-              </w:rPr>
-            </w:r>
-          </w:p>
-        </w:tc>
-        <w:tc>
-          <w:tcPr>
-            <w:tcW w:type="dxa" w:w="3324"/>
-          </w:tcPr>
-          <w:p>
-            <w:pPr>
-              <w:spacing w:before="20" w:after="20"/>
-            </w:pPr>
-            <w:r>
-              <w:rPr>
-                <w:rFonts w:ascii="Aptos" w:hAnsi="Aptos"/>
-                <w:b w:val="0"/>
-                <w:i w:val="0"/>
-                <w:sz w:val="22"/>
-              </w:rPr>
             </w:r>
           </w:p>
         </w:tc>

--- a/public/assets/files/niestacjonarne/CPP.docx
+++ b/public/assets/files/niestacjonarne/CPP.docx
@@ -1155,6 +1155,7 @@
                 <w:i w:val="0"/>
                 <w:sz w:val="22"/>
               </w:rPr>
+              <w:t>Samodzielne programowanie w C/C++; rozwiązywanie zadań programistycznych; przygotowanie mini-projektów; nauka zarządzania pamięcią i wskaźnikami.</w:t>
             </w:r>
           </w:p>
         </w:tc>
@@ -1265,7 +1266,97 @@
           <w:tcPr>
             <w:tcW w:type="dxa" w:w="9972"/>
           </w:tcPr>
-          <w:p/>
+          <w:p>
+            <w:pPr>
+              <w:spacing w:before="20" w:after="20"/>
+            </w:pPr>
+            <w:r>
+              <w:rPr>
+                <w:rFonts w:ascii="Aptos" w:hAnsi="Aptos"/>
+                <w:b/>
+                <w:sz w:val="22"/>
+              </w:rPr>
+              <w:t>Wykład:</w:t>
+            </w:r>
+          </w:p>
+          <w:p>
+            <w:pPr>
+              <w:spacing w:before="20" w:after="20"/>
+            </w:pPr>
+            <w:r>
+              <w:rPr>
+                <w:rFonts w:ascii="Aptos" w:hAnsi="Aptos"/>
+                <w:b w:val="0"/>
+                <w:sz w:val="22"/>
+              </w:rPr>
+              <w:t>• wykład z prezentacją multimedialną</w:t>
+            </w:r>
+          </w:p>
+          <w:p>
+            <w:pPr>
+              <w:spacing w:before="20" w:after="20"/>
+            </w:pPr>
+            <w:r>
+              <w:rPr>
+                <w:rFonts w:ascii="Aptos" w:hAnsi="Aptos"/>
+                <w:b w:val="0"/>
+                <w:sz w:val="22"/>
+              </w:rPr>
+              <w:t>• wykład z prezentacją oprogramowania</w:t>
+            </w:r>
+          </w:p>
+          <w:p>
+            <w:pPr>
+              <w:spacing w:before="20" w:after="20"/>
+            </w:pPr>
+            <w:r>
+              <w:rPr>
+                <w:rFonts w:ascii="Aptos" w:hAnsi="Aptos"/>
+                <w:b/>
+                <w:sz w:val="22"/>
+              </w:rPr>
+              <w:t>Ćwiczenia / Laboratorium:</w:t>
+            </w:r>
+          </w:p>
+          <w:p>
+            <w:pPr>
+              <w:spacing w:before="20" w:after="20"/>
+            </w:pPr>
+            <w:r>
+              <w:rPr>
+                <w:rFonts w:ascii="Aptos" w:hAnsi="Aptos"/>
+                <w:b w:val="0"/>
+                <w:sz w:val="22"/>
+              </w:rPr>
+              <w:t>• rozwiązywanie zadań</w:t>
+            </w:r>
+          </w:p>
+          <w:p>
+            <w:pPr>
+              <w:spacing w:before="20" w:after="20"/>
+            </w:pPr>
+            <w:r>
+              <w:rPr>
+                <w:rFonts w:ascii="Aptos" w:hAnsi="Aptos"/>
+                <w:b w:val="0"/>
+                <w:sz w:val="22"/>
+              </w:rPr>
+              <w:t>• warsztaty</w:t>
+            </w:r>
+          </w:p>
+          <w:p>
+            <w:pPr>
+              <w:spacing w:before="20" w:after="20"/>
+            </w:pPr>
+            <w:r>
+              <w:rPr>
+                <w:rFonts w:ascii="Aptos" w:hAnsi="Aptos"/>
+                <w:b w:val="0"/>
+                <w:sz w:val="22"/>
+              </w:rPr>
+              <w:t>• metoda projektów (projekt praktyczny)</w:t>
+            </w:r>
+          </w:p>
         </w:tc>
       </w:tr>
     </w:tbl>
@@ -1514,57 +1605,10 @@
             <w:r>
               <w:rPr>
                 <w:rFonts w:ascii="Aptos" w:hAnsi="Aptos"/>
+                <w:b w:val="0"/>
+                <w:i w:val="0"/>
                 <w:sz w:val="22"/>
               </w:rPr>
-              <w:t>1. rozwiązywanie zadań</w:t>
-            </w:r>
-          </w:p>
-          <w:p>
-            <w:pPr>
-              <w:spacing w:before="20" w:after="20"/>
-            </w:pPr>
-            <w:r>
-              <w:rPr>
-                <w:rFonts w:ascii="Aptos" w:hAnsi="Aptos"/>
-                <w:sz w:val="22"/>
-              </w:rPr>
-              <w:t>2. Kryteria oceny</w:t>
-            </w:r>
-          </w:p>
-          <w:p>
-            <w:pPr>
-              <w:spacing w:before="20" w:after="20"/>
-            </w:pPr>
-            <w:r>
-              <w:rPr>
-                <w:rFonts w:ascii="Aptos" w:hAnsi="Aptos"/>
-                <w:sz w:val="22"/>
-              </w:rPr>
-              <w:t>3. prezentacja mini projektów</w:t>
-            </w:r>
-          </w:p>
-          <w:p>
-            <w:pPr>
-              <w:spacing w:before="20" w:after="20"/>
-            </w:pPr>
-            <w:r>
-              <w:rPr>
-                <w:rFonts w:ascii="Aptos" w:hAnsi="Aptos"/>
-                <w:sz w:val="22"/>
-              </w:rPr>
-              <w:t>4. kolokwium praktyczne składające się z kilku zadań programistycznych</w:t>
-            </w:r>
-          </w:p>
-          <w:p>
-            <w:pPr>
-              <w:spacing w:before="20" w:after="20"/>
-            </w:pPr>
-            <w:r>
-              <w:rPr>
-                <w:rFonts w:ascii="Aptos" w:hAnsi="Aptos"/>
-                <w:sz w:val="22"/>
-              </w:rPr>
-              <w:t>5. brak</w:t>
             </w:r>
           </w:p>
         </w:tc>
@@ -1581,7 +1625,7 @@
                 <w:rFonts w:ascii="Aptos" w:hAnsi="Aptos"/>
                 <w:sz w:val="22"/>
               </w:rPr>
-              <w:t>1. rozwiązywanie zadań</w:t>
+              <w:t>1. kolokwium</w:t>
             </w:r>
           </w:p>
           <w:p>
@@ -1593,7 +1637,7 @@
                 <w:rFonts w:ascii="Aptos" w:hAnsi="Aptos"/>
                 <w:sz w:val="22"/>
               </w:rPr>
-              <w:t>2. Kryteria oceny</w:t>
+              <w:t>2. ocena sporządzonego oprogramowania</w:t>
             </w:r>
           </w:p>
           <w:p>
@@ -1605,31 +1649,7 @@
                 <w:rFonts w:ascii="Aptos" w:hAnsi="Aptos"/>
                 <w:sz w:val="22"/>
               </w:rPr>
-              <w:t>3. prezentacja mini projektów</w:t>
-            </w:r>
-          </w:p>
-          <w:p>
-            <w:pPr>
-              <w:spacing w:before="20" w:after="20"/>
-            </w:pPr>
-            <w:r>
-              <w:rPr>
-                <w:rFonts w:ascii="Aptos" w:hAnsi="Aptos"/>
-                <w:sz w:val="22"/>
-              </w:rPr>
-              <w:t>4. kolokwium praktyczne składające się z kilku zadań programistycznych</w:t>
-            </w:r>
-          </w:p>
-          <w:p>
-            <w:pPr>
-              <w:spacing w:before="20" w:after="20"/>
-            </w:pPr>
-            <w:r>
-              <w:rPr>
-                <w:rFonts w:ascii="Aptos" w:hAnsi="Aptos"/>
-                <w:sz w:val="22"/>
-              </w:rPr>
-              <w:t>5. brak</w:t>
+              <w:t>3. prezentacja mini-projektu</w:t>
             </w:r>
           </w:p>
         </w:tc>
@@ -3097,7 +3117,7 @@
                 <w:i w:val="0"/>
                 <w:sz w:val="22"/>
               </w:rPr>
-              <w:t>rozwiązywanie zadań; Kryteria oceny; prezentacja mini projektów; kolokwium praktyczne składające się z kilku zadań programistycznych; brak</w:t>
+              <w:t>kolokwium; ocena sporządzonego oprogramowania; prezentacja mini-projektu</w:t>
             </w:r>
           </w:p>
         </w:tc>
@@ -3155,7 +3175,7 @@
                 <w:i w:val="0"/>
                 <w:sz w:val="22"/>
               </w:rPr>
-              <w:t>rozwiązywanie zadań; Kryteria oceny; prezentacja mini projektów; kolokwium praktyczne składające się z kilku zadań programistycznych; brak</w:t>
+              <w:t>kolokwium; ocena sporządzonego oprogramowania; prezentacja mini-projektu</w:t>
             </w:r>
           </w:p>
         </w:tc>
@@ -3318,7 +3338,7 @@
                 <w:i w:val="0"/>
                 <w:sz w:val="22"/>
               </w:rPr>
-              <w:t>rozwiązywanie zadań; Kryteria oceny; prezentacja mini projektów; kolokwium praktyczne składające się z kilku zadań programistycznych; brak</w:t>
+              <w:t>kolokwium; ocena sporządzonego oprogramowania; prezentacja mini-projektu</w:t>
             </w:r>
           </w:p>
         </w:tc>
@@ -3376,7 +3396,7 @@
                 <w:i w:val="0"/>
                 <w:sz w:val="22"/>
               </w:rPr>
-              <w:t>rozwiązywanie zadań; Kryteria oceny; prezentacja mini projektów; kolokwium praktyczne składające się z kilku zadań programistycznych; brak</w:t>
+              <w:t>kolokwium; ocena sporządzonego oprogramowania; prezentacja mini-projektu</w:t>
             </w:r>
           </w:p>
         </w:tc>
@@ -3434,7 +3454,7 @@
                 <w:i w:val="0"/>
                 <w:sz w:val="22"/>
               </w:rPr>
-              <w:t>rozwiązywanie zadań; Kryteria oceny; prezentacja mini projektów; kolokwium praktyczne składające się z kilku zadań programistycznych; brak</w:t>
+              <w:t>kolokwium; ocena sporządzonego oprogramowania; prezentacja mini-projektu</w:t>
             </w:r>
           </w:p>
         </w:tc>
@@ -3492,7 +3512,7 @@
                 <w:i w:val="0"/>
                 <w:sz w:val="22"/>
               </w:rPr>
-              <w:t>rozwiązywanie zadań; Kryteria oceny; prezentacja mini projektów; kolokwium praktyczne składające się z kilku zadań programistycznych; brak</w:t>
+              <w:t>kolokwium; ocena sporządzonego oprogramowania; prezentacja mini-projektu</w:t>
             </w:r>
           </w:p>
         </w:tc>
@@ -3550,7 +3570,7 @@
                 <w:i w:val="0"/>
                 <w:sz w:val="22"/>
               </w:rPr>
-              <w:t>rozwiązywanie zadań; Kryteria oceny; prezentacja mini projektów; kolokwium praktyczne składające się z kilku zadań programistycznych; brak</w:t>
+              <w:t>kolokwium; ocena sporządzonego oprogramowania; prezentacja mini-projektu</w:t>
             </w:r>
           </w:p>
         </w:tc>
@@ -3608,7 +3628,7 @@
                 <w:i w:val="0"/>
                 <w:sz w:val="22"/>
               </w:rPr>
-              <w:t>rozwiązywanie zadań; Kryteria oceny; prezentacja mini projektów; kolokwium praktyczne składające się z kilku zadań programistycznych; brak</w:t>
+              <w:t>kolokwium; ocena sporządzonego oprogramowania; prezentacja mini-projektu</w:t>
             </w:r>
           </w:p>
         </w:tc>
@@ -3771,7 +3791,7 @@
                 <w:i w:val="0"/>
                 <w:sz w:val="22"/>
               </w:rPr>
-              <w:t>rozwiązywanie zadań; Kryteria oceny; prezentacja mini projektów; kolokwium praktyczne składające się z kilku zadań programistycznych; brak</w:t>
+              <w:t>kolokwium; ocena sporządzonego oprogramowania; prezentacja mini-projektu</w:t>
             </w:r>
           </w:p>
         </w:tc>
@@ -3829,7 +3849,7 @@
                 <w:i w:val="0"/>
                 <w:sz w:val="22"/>
               </w:rPr>
-              <w:t>rozwiązywanie zadań; Kryteria oceny; prezentacja mini projektów; kolokwium praktyczne składające się z kilku zadań programistycznych; brak</w:t>
+              <w:t>kolokwium; ocena sporządzonego oprogramowania; prezentacja mini-projektu</w:t>
             </w:r>
           </w:p>
         </w:tc>

--- a/public/assets/files/niestacjonarne/CPP.docx
+++ b/public/assets/files/niestacjonarne/CPP.docx
@@ -124,7 +124,7 @@
                 <w:i w:val="0"/>
                 <w:sz w:val="22"/>
               </w:rPr>
-              <w:t>Programowanie w C/C++</w:t>
+              <w:t>Programowanie w języku C++</w:t>
             </w:r>
           </w:p>
         </w:tc>
@@ -144,7 +144,7 @@
                 <w:i w:val="0"/>
                 <w:sz w:val="22"/>
               </w:rPr>
-              <w:t>19.02.2026</w:t>
+              <w:t>08.03.2026</w:t>
             </w:r>
           </w:p>
         </w:tc>
@@ -229,6 +229,7 @@
                 <w:i w:val="0"/>
                 <w:sz w:val="22"/>
               </w:rPr>
+              <w:t>CPP</w:t>
             </w:r>
           </w:p>
         </w:tc>
@@ -314,7 +315,7 @@
                 <w:i w:val="0"/>
                 <w:sz w:val="22"/>
               </w:rPr>
-              <w:t>4</w:t>
+              <w:t>1.5</w:t>
             </w:r>
           </w:p>
         </w:tc>
@@ -598,7 +599,7 @@
                 <w:i w:val="0"/>
                 <w:sz w:val="22"/>
               </w:rPr>
-              <w:t>5</w:t>
+              <w:t>4</w:t>
             </w:r>
           </w:p>
         </w:tc>
@@ -659,7 +660,7 @@
                 <w:i w:val="0"/>
                 <w:sz w:val="22"/>
               </w:rPr>
-              <w:t>dr Tadeusz Puźniakowski,</w:t>
+              <w:t>do ustalenia</w:t>
             </w:r>
           </w:p>
         </w:tc>
@@ -840,7 +841,7 @@
                 <w:i w:val="0"/>
                 <w:sz w:val="22"/>
               </w:rPr>
-              <w:t>30</w:t>
+              <w:t>8</w:t>
             </w:r>
           </w:p>
         </w:tc>
@@ -860,7 +861,7 @@
                 <w:i w:val="0"/>
                 <w:sz w:val="22"/>
               </w:rPr>
-              <w:t>30</w:t>
+              <w:t>8</w:t>
             </w:r>
           </w:p>
         </w:tc>
@@ -1030,7 +1031,7 @@
                 <w:i w:val="0"/>
                 <w:sz w:val="22"/>
               </w:rPr>
-              <w:t>60</w:t>
+              <w:t>16</w:t>
             </w:r>
           </w:p>
         </w:tc>
@@ -1050,7 +1051,7 @@
                 <w:i w:val="0"/>
                 <w:sz w:val="22"/>
               </w:rPr>
-              <w:t>2.4</w:t>
+              <w:t>0.6</w:t>
             </w:r>
           </w:p>
         </w:tc>
@@ -1092,7 +1093,7 @@
                 <w:i w:val="0"/>
                 <w:sz w:val="22"/>
               </w:rPr>
-              <w:t>40</w:t>
+              <w:t>29</w:t>
             </w:r>
           </w:p>
         </w:tc>
@@ -1112,7 +1113,7 @@
                 <w:i w:val="0"/>
                 <w:sz w:val="22"/>
               </w:rPr>
-              <w:t>1.6</w:t>
+              <w:t>1.2</w:t>
             </w:r>
           </w:p>
         </w:tc>
@@ -1155,7 +1156,7 @@
                 <w:i w:val="0"/>
                 <w:sz w:val="22"/>
               </w:rPr>
-              <w:t>Samodzielne programowanie w C/C++; rozwiązywanie zadań programistycznych; przygotowanie mini-projektów; nauka zarządzania pamięcią i wskaźnikami.</w:t>
+              <w:t>Implementacja aplikacji w C++; zarządzanie pamięcią, wskaźniki, szablony; dokumentacja kodu; przygotowanie projektu zaliczeniowego.</w:t>
             </w:r>
           </w:p>
         </w:tc>
@@ -1328,7 +1329,7 @@
                 <w:b w:val="0"/>
                 <w:sz w:val="22"/>
               </w:rPr>
-              <w:t>• rozwiązywanie zadań</w:t>
+              <w:t>• metoda projektów (projekt praktyczny)</w:t>
             </w:r>
           </w:p>
           <w:p>
@@ -1341,20 +1342,7 @@
                 <w:b w:val="0"/>
                 <w:sz w:val="22"/>
               </w:rPr>
-              <w:t>• warsztaty</w:t>
-            </w:r>
-          </w:p>
-          <w:p>
-            <w:pPr>
-              <w:spacing w:before="20" w:after="20"/>
-            </w:pPr>
-            <w:r>
-              <w:rPr>
-                <w:rFonts w:ascii="Aptos" w:hAnsi="Aptos"/>
-                <w:b w:val="0"/>
-                <w:sz w:val="22"/>
-              </w:rPr>
-              <w:t>• metoda projektów (projekt praktyczny)</w:t>
+              <w:t>• rozwiązywanie zadań</w:t>
             </w:r>
           </w:p>
         </w:tc>
@@ -1457,7 +1445,7 @@
                 <w:rFonts w:ascii="Aptos" w:hAnsi="Aptos"/>
                 <w:sz w:val="22"/>
               </w:rPr>
-              <w:t>☑ Nieoceniany</w:t>
+              <w:t>☐ Nieoceniany</w:t>
             </w:r>
           </w:p>
           <w:p>
@@ -1534,7 +1522,7 @@
                 <w:rFonts w:ascii="Aptos" w:hAnsi="Aptos"/>
                 <w:sz w:val="22"/>
               </w:rPr>
-              <w:t>☑ Zaliczenie z oceną</w:t>
+              <w:t>☐ Zaliczenie z oceną</w:t>
             </w:r>
           </w:p>
           <w:p>
@@ -1625,7 +1613,7 @@
                 <w:rFonts w:ascii="Aptos" w:hAnsi="Aptos"/>
                 <w:sz w:val="22"/>
               </w:rPr>
-              <w:t>1. kolokwium</w:t>
+              <w:t>1. prezentacja projektu i dokumentacji</w:t>
             </w:r>
           </w:p>
           <w:p>
@@ -1638,18 +1626,6 @@
                 <w:sz w:val="22"/>
               </w:rPr>
               <w:t>2. ocena sporządzonego oprogramowania</w:t>
-            </w:r>
-          </w:p>
-          <w:p>
-            <w:pPr>
-              <w:spacing w:before="20" w:after="20"/>
-            </w:pPr>
-            <w:r>
-              <w:rPr>
-                <w:rFonts w:ascii="Aptos" w:hAnsi="Aptos"/>
-                <w:sz w:val="22"/>
-              </w:rPr>
-              <w:t>3. prezentacja mini-projektu</w:t>
             </w:r>
           </w:p>
         </w:tc>
@@ -1754,7 +1730,7 @@
                 <w:i w:val="0"/>
                 <w:sz w:val="22"/>
               </w:rPr>
-              <w:t>Wstęp do programowania</w:t>
+              <w:t>Podstawy Programowania</w:t>
             </w:r>
           </w:p>
         </w:tc>
@@ -1773,7 +1749,7 @@
                 <w:i w:val="0"/>
                 <w:sz w:val="22"/>
               </w:rPr>
-              <w:t>Umiejętność precyzyjnego wyrażania myśli i algorytmów w postaci programu komputerowego</w:t>
+              <w:t>Znajomość programowania strukturalnego i obiektowego, umiejętność pisania prostych programów w języku wysokiego poziomu (np. Python, Java, C#)</w:t>
             </w:r>
           </w:p>
         </w:tc>
@@ -1845,7 +1821,7 @@
                 <w:rFonts w:ascii="Aptos" w:hAnsi="Aptos"/>
                 <w:sz w:val="22"/>
               </w:rPr>
-              <w:t>Praktyczna umiejętność programowania we współczesnym języku C++. Szczególny nacisk jest położony na tworzenie wydajnego i przejrzystego kodu wykorzystującego aktualne możliwości języka.</w:t>
+              <w:t>Celem przedmiotu jest zapoznanie studentów z podstawami programowania w języku C++ oraz wykształcenie umiejętności tworzenia prostych aplikacji konsolowych z wykorzystaniem klasycznych konstrukcji programistycznych. Zajęcia kładą nacisk na zrozumienie modelu pamięci, poprawne użycie typów danych, funkcji i struktur, a także wprowadzenie do podstaw programowania obiektowego. Przedmiot przygotowuje studentów do dalszej nauki języków kompilowanych oraz pracy nad projektami wymagającymi większej kontroli nad wydajnością i zasobami.</w:t>
             </w:r>
           </w:p>
           <w:p>
@@ -1871,7 +1847,7 @@
                 <w:i/>
                 <w:sz w:val="22"/>
               </w:rPr>
-              <w:t>Practical ability to program in modern C++. Particular emphasis is placed on creating efficient and clear code that makes use of the current capabilities of the language.</w:t>
+              <w:t>The aim of the course is to familiarize students with the basics of programming in C++ and to develop the ability to create simple console applications using classical programming constructs. The course places emphasis on understanding the memory model, correct use of data types, functions and structures, as well as an introduction to the basics of object-oriented programming. It prepares students for further study of compiled languages and for work on projects requiring greater control over performance and resources.</w:t>
             </w:r>
           </w:p>
         </w:tc>
@@ -2016,7 +1992,7 @@
                 <w:i w:val="0"/>
                 <w:sz w:val="22"/>
               </w:rPr>
-              <w:t>Utrwalenie i poznanie konstrukcji języka C++, czyli:</w:t>
+              <w:t>Wprowadzenie do języka C++: zastosowania, kompilacja, struktura programu, pierwszy program.</w:t>
             </w:r>
           </w:p>
         </w:tc>
@@ -2074,7 +2050,7 @@
                 <w:i w:val="0"/>
                 <w:sz w:val="22"/>
               </w:rPr>
-              <w:t>Scope(zakresy)</w:t>
+              <w:t>Typy danych, zmienne, stałe, operatory, instrukcje wejścia i wyjścia (cin, cout).</w:t>
             </w:r>
           </w:p>
         </w:tc>
@@ -2132,7 +2108,7 @@
                 <w:i w:val="0"/>
                 <w:sz w:val="22"/>
               </w:rPr>
-              <w:t>Typy danych, w tym także klasy, unie, typy wyliczeniowe i struktury</w:t>
+              <w:t>Instrukcje sterujące: if, switch, pętle for, while, do while.</w:t>
             </w:r>
           </w:p>
         </w:tc>
@@ -2190,7 +2166,7 @@
                 <w:i w:val="0"/>
                 <w:sz w:val="22"/>
               </w:rPr>
-              <w:t>Typy funkcyjne i funkcje lambda</w:t>
+              <w:t>Funkcje: definicja, parametry, wartości zwracane, przeciążanie funkcji.</w:t>
             </w:r>
           </w:p>
         </w:tc>
@@ -2248,7 +2224,7 @@
                 <w:i w:val="0"/>
                 <w:sz w:val="22"/>
               </w:rPr>
-              <w:t>Przypisania strukturalne (structured binding) i typ automatyczny</w:t>
+              <w:t>Tablice i łańcuchy znaków, podstawy pracy z pamięcią.</w:t>
             </w:r>
           </w:p>
         </w:tc>
@@ -2306,7 +2282,7 @@
                 <w:i w:val="0"/>
                 <w:sz w:val="22"/>
               </w:rPr>
-              <w:t>Podstawowe elementy biblioteki STL, w szczególności</w:t>
+              <w:t>Wskaźniki i referencje – wprowadzenie i zastosowania.</w:t>
             </w:r>
           </w:p>
         </w:tc>
@@ -2364,7 +2340,7 @@
                 <w:i w:val="0"/>
                 <w:sz w:val="22"/>
               </w:rPr>
-              <w:t>kolekcje (wektory, mapy, zbiory)</w:t>
+              <w:t>Struktury i typy złożone.</w:t>
             </w:r>
           </w:p>
         </w:tc>
@@ -2422,7 +2398,7 @@
                 <w:i w:val="0"/>
                 <w:sz w:val="22"/>
               </w:rPr>
-              <w:t>biblioteka algorytmów</w:t>
+              <w:t>Dynamiczna alokacja pamięci (new, delete) i podstawy bezpiecznego zarządzania zasobami.</w:t>
             </w:r>
           </w:p>
         </w:tc>
@@ -2480,7 +2456,7 @@
                 <w:i w:val="0"/>
                 <w:sz w:val="22"/>
               </w:rPr>
-              <w:t>biblioteka chrono</w:t>
+              <w:t>Wprowadzenie do programowania obiektowego: klasy i obiekty.</w:t>
             </w:r>
           </w:p>
         </w:tc>
@@ -2538,7 +2514,7 @@
                 <w:i w:val="0"/>
                 <w:sz w:val="22"/>
               </w:rPr>
-              <w:t>wątki, zadania i typ promise</w:t>
+              <w:t xml:space="preserve"> Konstruktory, destruktory, enkapsulacja.</w:t>
             </w:r>
           </w:p>
         </w:tc>
@@ -2596,7 +2572,7 @@
                 <w:i w:val="0"/>
                 <w:sz w:val="22"/>
               </w:rPr>
-              <w:t>Automatyczna optymalizacja i kwestie wydajności skompilowanego kodu, a także jak różnie napisany kod źródłowy przekłada się na program wykonywalny</w:t>
+              <w:t xml:space="preserve"> Dziedziczenie i polimorfizm – podstawy.</w:t>
             </w:r>
           </w:p>
         </w:tc>
@@ -2654,65 +2630,7 @@
                 <w:i w:val="0"/>
                 <w:sz w:val="22"/>
               </w:rPr>
-              <w:t>Narzędzia wspomagające pracę z językiem</w:t>
-            </w:r>
-          </w:p>
-        </w:tc>
-        <w:tc>
-          <w:tcPr>
-            <w:tcW w:type="dxa" w:w="4252"/>
-          </w:tcPr>
-          <w:p>
-            <w:pPr>
-              <w:spacing w:before="20" w:after="20"/>
-            </w:pPr>
-            <w:r>
-              <w:rPr>
-                <w:rFonts w:ascii="Aptos" w:hAnsi="Aptos"/>
-                <w:b w:val="0"/>
-                <w:i w:val="0"/>
-                <w:sz w:val="22"/>
-              </w:rPr>
-            </w:r>
-          </w:p>
-        </w:tc>
-      </w:tr>
-      <w:tr>
-        <w:tc>
-          <w:tcPr>
-            <w:tcW w:type="dxa" w:w="680"/>
-          </w:tcPr>
-          <w:p>
-            <w:pPr>
-              <w:spacing w:before="20" w:after="20"/>
-            </w:pPr>
-            <w:r>
-              <w:rPr>
-                <w:rFonts w:ascii="Aptos" w:hAnsi="Aptos"/>
-                <w:b w:val="0"/>
-                <w:i w:val="0"/>
-                <w:sz w:val="22"/>
-              </w:rPr>
-              <w:t>13.</w:t>
-            </w:r>
-          </w:p>
-        </w:tc>
-        <w:tc>
-          <w:tcPr>
-            <w:tcW w:type="dxa" w:w="4536"/>
-          </w:tcPr>
-          <w:p>
-            <w:pPr>
-              <w:spacing w:before="20" w:after="20"/>
-            </w:pPr>
-            <w:r>
-              <w:rPr>
-                <w:rFonts w:ascii="Aptos" w:hAnsi="Aptos"/>
-                <w:b w:val="0"/>
-                <w:i w:val="0"/>
-                <w:sz w:val="22"/>
-              </w:rPr>
-              <w:t>Podstawy kroskompilacji oraz uruchamiania/kompilowania na sprzęt inny niż hosta</w:t>
+              <w:t xml:space="preserve"> Biblioteka standardowa STL – wprowadzenie (vector, string).</w:t>
             </w:r>
           </w:p>
         </w:tc>
@@ -2869,10 +2787,33 @@
             <w:r>
               <w:rPr>
                 <w:rFonts w:ascii="Aptos" w:hAnsi="Aptos"/>
-                <w:b w:val="0"/>
-                <w:i w:val="0"/>
                 <w:sz w:val="22"/>
               </w:rPr>
+              <w:t>1. Bjarne Stroustrup, Programming: Principles and Practice Using C++</w:t>
+            </w:r>
+          </w:p>
+          <w:p>
+            <w:pPr>
+              <w:spacing w:before="20" w:after="20"/>
+            </w:pPr>
+            <w:r>
+              <w:rPr>
+                <w:rFonts w:ascii="Aptos" w:hAnsi="Aptos"/>
+                <w:sz w:val="22"/>
+              </w:rPr>
+              <w:t>2. Stephen Prata, C++ Primer Plus</w:t>
+            </w:r>
+          </w:p>
+          <w:p>
+            <w:pPr>
+              <w:spacing w:before="20" w:after="20"/>
+            </w:pPr>
+            <w:r>
+              <w:rPr>
+                <w:rFonts w:ascii="Aptos" w:hAnsi="Aptos"/>
+                <w:sz w:val="22"/>
+              </w:rPr>
+              <w:t>3. Dokumentacja C++: https://en.cppreference.com</w:t>
             </w:r>
           </w:p>
         </w:tc>
@@ -2913,38 +2854,9 @@
                 <w:rFonts w:ascii="Aptos" w:hAnsi="Aptos"/>
                 <w:sz w:val="22"/>
               </w:rPr>
-              <w:t>1. Skuteczny nowoczesny C++, Scott Meyers, O'Relly/Promise, 2020</w:t>
+              <w:t>1. Scott Meyers, Effective C++</w:t>
             </w:r>
           </w:p>
-        </w:tc>
-      </w:tr>
-      <w:tr>
-        <w:tc>
-          <w:tcPr>
-            <w:tcW w:type="dxa" w:w="9972"/>
-            <w:shd w:val="clear" w:color="auto" w:fill="D9D9D9"/>
-          </w:tcPr>
-          <w:p>
-            <w:pPr>
-              <w:spacing w:before="20" w:after="20"/>
-            </w:pPr>
-            <w:r>
-              <w:rPr>
-                <w:rFonts w:ascii="Aptos" w:hAnsi="Aptos"/>
-                <w:b w:val="0"/>
-                <w:i w:val="0"/>
-                <w:sz w:val="16"/>
-              </w:rPr>
-              <w:t>Dokumentacja internetowa:</w:t>
-            </w:r>
-          </w:p>
-        </w:tc>
-      </w:tr>
-      <w:tr>
-        <w:tc>
-          <w:tcPr>
-            <w:tcW w:type="dxa" w:w="9972"/>
-          </w:tcPr>
           <w:p>
             <w:pPr>
               <w:spacing w:before="20" w:after="20"/>
@@ -2954,7 +2866,7 @@
                 <w:rFonts w:ascii="Aptos" w:hAnsi="Aptos"/>
                 <w:sz w:val="22"/>
               </w:rPr>
-              <w:t>• Dokumentacja języka C++ https://en.cppreference.com/</w:t>
+              <w:t>2. Herb Sutter, Exceptional C++</w:t>
             </w:r>
           </w:p>
         </w:tc>
@@ -3098,7 +3010,7 @@
                 <w:i w:val="0"/>
                 <w:sz w:val="22"/>
               </w:rPr>
-              <w:t>Student zna i rozumie podstawy zagadnień współbieżności i równoległości wykonania.</w:t>
+              <w:t>Student zna podstawowe konstrukcje języka C++, typy danych, instrukcje sterujące oraz zasady działania kompilatora i linkera. Rozumie podstawy zarządzania pamięcią i różnice między typami wartościowymi i referencyjnymi.</w:t>
             </w:r>
           </w:p>
         </w:tc>
@@ -3117,65 +3029,7 @@
                 <w:i w:val="0"/>
                 <w:sz w:val="22"/>
               </w:rPr>
-              <w:t>kolokwium; ocena sporządzonego oprogramowania; prezentacja mini-projektu</w:t>
-            </w:r>
-          </w:p>
-        </w:tc>
-      </w:tr>
-      <w:tr>
-        <w:tc>
-          <w:tcPr>
-            <w:tcW w:type="dxa" w:w="3324"/>
-          </w:tcPr>
-          <w:p>
-            <w:pPr>
-              <w:spacing w:before="20" w:after="20"/>
-            </w:pPr>
-            <w:r>
-              <w:rPr>
-                <w:rFonts w:ascii="Aptos" w:hAnsi="Aptos"/>
-                <w:b w:val="0"/>
-                <w:i w:val="0"/>
-                <w:sz w:val="22"/>
-              </w:rPr>
-            </w:r>
-          </w:p>
-        </w:tc>
-        <w:tc>
-          <w:tcPr>
-            <w:tcW w:type="dxa" w:w="3324"/>
-          </w:tcPr>
-          <w:p>
-            <w:pPr>
-              <w:spacing w:before="20" w:after="20"/>
-            </w:pPr>
-            <w:r>
-              <w:rPr>
-                <w:rFonts w:ascii="Aptos" w:hAnsi="Aptos"/>
-                <w:b w:val="0"/>
-                <w:i w:val="0"/>
-                <w:sz w:val="22"/>
-              </w:rPr>
-              <w:t>Student zna i rozumie techniki oraz funkcje dostępne we współczesnym języku C++ takie jak wyrażenia lambda, mutexy, zadania asynchroniczne i inne</w:t>
-            </w:r>
-          </w:p>
-        </w:tc>
-        <w:tc>
-          <w:tcPr>
-            <w:tcW w:type="dxa" w:w="3324"/>
-          </w:tcPr>
-          <w:p>
-            <w:pPr>
-              <w:spacing w:before="20" w:after="20"/>
-            </w:pPr>
-            <w:r>
-              <w:rPr>
-                <w:rFonts w:ascii="Aptos" w:hAnsi="Aptos"/>
-                <w:b w:val="0"/>
-                <w:i w:val="0"/>
-                <w:sz w:val="22"/>
-              </w:rPr>
-              <w:t>kolokwium; ocena sporządzonego oprogramowania; prezentacja mini-projektu</w:t>
+              <w:t>prezentacja projektu i dokumentacji; ocena sporządzonego oprogramowania</w:t>
             </w:r>
           </w:p>
         </w:tc>
@@ -3319,7 +3173,7 @@
                 <w:i w:val="0"/>
                 <w:sz w:val="22"/>
               </w:rPr>
-              <w:t>Student potrafi wydajnie korzystać z dostępnej dokumentacji języka C++ oraz dokumentacji narzędzi.</w:t>
+              <w:t>Student potrafi tworzyć, kompilować i debugować proste programy w języku C++, korzystać z dokumentacji technicznej, dzielić program na funkcje i pliki źródłowe oraz zaimplementować niewielki projekt programistyczny rozwiązujący praktyczny problem.</w:t>
             </w:r>
           </w:p>
         </w:tc>
@@ -3338,297 +3192,7 @@
                 <w:i w:val="0"/>
                 <w:sz w:val="22"/>
               </w:rPr>
-              <w:t>kolokwium; ocena sporządzonego oprogramowania; prezentacja mini-projektu</w:t>
-            </w:r>
-          </w:p>
-        </w:tc>
-      </w:tr>
-      <w:tr>
-        <w:tc>
-          <w:tcPr>
-            <w:tcW w:type="dxa" w:w="3324"/>
-          </w:tcPr>
-          <w:p>
-            <w:pPr>
-              <w:spacing w:before="20" w:after="20"/>
-            </w:pPr>
-            <w:r>
-              <w:rPr>
-                <w:rFonts w:ascii="Aptos" w:hAnsi="Aptos"/>
-                <w:b w:val="0"/>
-                <w:i w:val="0"/>
-                <w:sz w:val="22"/>
-              </w:rPr>
-            </w:r>
-          </w:p>
-        </w:tc>
-        <w:tc>
-          <w:tcPr>
-            <w:tcW w:type="dxa" w:w="3324"/>
-          </w:tcPr>
-          <w:p>
-            <w:pPr>
-              <w:spacing w:before="20" w:after="20"/>
-            </w:pPr>
-            <w:r>
-              <w:rPr>
-                <w:rFonts w:ascii="Aptos" w:hAnsi="Aptos"/>
-                <w:b w:val="0"/>
-                <w:i w:val="0"/>
-                <w:sz w:val="22"/>
-              </w:rPr>
-              <w:t>Student potrafi korzystać z dokumentacji w języku angielskim (wymagana literatura) i polskim.</w:t>
-            </w:r>
-          </w:p>
-        </w:tc>
-        <w:tc>
-          <w:tcPr>
-            <w:tcW w:type="dxa" w:w="3324"/>
-          </w:tcPr>
-          <w:p>
-            <w:pPr>
-              <w:spacing w:before="20" w:after="20"/>
-            </w:pPr>
-            <w:r>
-              <w:rPr>
-                <w:rFonts w:ascii="Aptos" w:hAnsi="Aptos"/>
-                <w:b w:val="0"/>
-                <w:i w:val="0"/>
-                <w:sz w:val="22"/>
-              </w:rPr>
-              <w:t>kolokwium; ocena sporządzonego oprogramowania; prezentacja mini-projektu</w:t>
-            </w:r>
-          </w:p>
-        </w:tc>
-      </w:tr>
-      <w:tr>
-        <w:tc>
-          <w:tcPr>
-            <w:tcW w:type="dxa" w:w="3324"/>
-          </w:tcPr>
-          <w:p>
-            <w:pPr>
-              <w:spacing w:before="20" w:after="20"/>
-            </w:pPr>
-            <w:r>
-              <w:rPr>
-                <w:rFonts w:ascii="Aptos" w:hAnsi="Aptos"/>
-                <w:b w:val="0"/>
-                <w:i w:val="0"/>
-                <w:sz w:val="22"/>
-              </w:rPr>
-            </w:r>
-          </w:p>
-        </w:tc>
-        <w:tc>
-          <w:tcPr>
-            <w:tcW w:type="dxa" w:w="3324"/>
-          </w:tcPr>
-          <w:p>
-            <w:pPr>
-              <w:spacing w:before="20" w:after="20"/>
-            </w:pPr>
-            <w:r>
-              <w:rPr>
-                <w:rFonts w:ascii="Aptos" w:hAnsi="Aptos"/>
-                <w:b w:val="0"/>
-                <w:i w:val="0"/>
-                <w:sz w:val="22"/>
-              </w:rPr>
-              <w:t>Student potrafi posługiwać się środowiskiem programistycznym języka C++</w:t>
-            </w:r>
-          </w:p>
-        </w:tc>
-        <w:tc>
-          <w:tcPr>
-            <w:tcW w:type="dxa" w:w="3324"/>
-          </w:tcPr>
-          <w:p>
-            <w:pPr>
-              <w:spacing w:before="20" w:after="20"/>
-            </w:pPr>
-            <w:r>
-              <w:rPr>
-                <w:rFonts w:ascii="Aptos" w:hAnsi="Aptos"/>
-                <w:b w:val="0"/>
-                <w:i w:val="0"/>
-                <w:sz w:val="22"/>
-              </w:rPr>
-              <w:t>kolokwium; ocena sporządzonego oprogramowania; prezentacja mini-projektu</w:t>
-            </w:r>
-          </w:p>
-        </w:tc>
-      </w:tr>
-      <w:tr>
-        <w:tc>
-          <w:tcPr>
-            <w:tcW w:type="dxa" w:w="3324"/>
-          </w:tcPr>
-          <w:p>
-            <w:pPr>
-              <w:spacing w:before="20" w:after="20"/>
-            </w:pPr>
-            <w:r>
-              <w:rPr>
-                <w:rFonts w:ascii="Aptos" w:hAnsi="Aptos"/>
-                <w:b w:val="0"/>
-                <w:i w:val="0"/>
-                <w:sz w:val="22"/>
-              </w:rPr>
-            </w:r>
-          </w:p>
-        </w:tc>
-        <w:tc>
-          <w:tcPr>
-            <w:tcW w:type="dxa" w:w="3324"/>
-          </w:tcPr>
-          <w:p>
-            <w:pPr>
-              <w:spacing w:before="20" w:after="20"/>
-            </w:pPr>
-            <w:r>
-              <w:rPr>
-                <w:rFonts w:ascii="Aptos" w:hAnsi="Aptos"/>
-                <w:b w:val="0"/>
-                <w:i w:val="0"/>
-                <w:sz w:val="22"/>
-              </w:rPr>
-              <w:t>Student potrafi czytać ze zrozumieniem programy, pisać je i uruchamiać.</w:t>
-            </w:r>
-          </w:p>
-        </w:tc>
-        <w:tc>
-          <w:tcPr>
-            <w:tcW w:type="dxa" w:w="3324"/>
-          </w:tcPr>
-          <w:p>
-            <w:pPr>
-              <w:spacing w:before="20" w:after="20"/>
-            </w:pPr>
-            <w:r>
-              <w:rPr>
-                <w:rFonts w:ascii="Aptos" w:hAnsi="Aptos"/>
-                <w:b w:val="0"/>
-                <w:i w:val="0"/>
-                <w:sz w:val="22"/>
-              </w:rPr>
-              <w:t>kolokwium; ocena sporządzonego oprogramowania; prezentacja mini-projektu</w:t>
-            </w:r>
-          </w:p>
-        </w:tc>
-      </w:tr>
-      <w:tr>
-        <w:tc>
-          <w:tcPr>
-            <w:tcW w:type="dxa" w:w="3324"/>
-          </w:tcPr>
-          <w:p>
-            <w:pPr>
-              <w:spacing w:before="20" w:after="20"/>
-            </w:pPr>
-            <w:r>
-              <w:rPr>
-                <w:rFonts w:ascii="Aptos" w:hAnsi="Aptos"/>
-                <w:b w:val="0"/>
-                <w:i w:val="0"/>
-                <w:sz w:val="22"/>
-              </w:rPr>
-            </w:r>
-          </w:p>
-        </w:tc>
-        <w:tc>
-          <w:tcPr>
-            <w:tcW w:type="dxa" w:w="3324"/>
-          </w:tcPr>
-          <w:p>
-            <w:pPr>
-              <w:spacing w:before="20" w:after="20"/>
-            </w:pPr>
-            <w:r>
-              <w:rPr>
-                <w:rFonts w:ascii="Aptos" w:hAnsi="Aptos"/>
-                <w:b w:val="0"/>
-                <w:i w:val="0"/>
-                <w:sz w:val="22"/>
-              </w:rPr>
-              <w:t>Student potrafi rozwiązać zadanie w sposób pozwalający na uruchomienie go w ograniczonym środowisku wykonawczym.</w:t>
-            </w:r>
-          </w:p>
-        </w:tc>
-        <w:tc>
-          <w:tcPr>
-            <w:tcW w:type="dxa" w:w="3324"/>
-          </w:tcPr>
-          <w:p>
-            <w:pPr>
-              <w:spacing w:before="20" w:after="20"/>
-            </w:pPr>
-            <w:r>
-              <w:rPr>
-                <w:rFonts w:ascii="Aptos" w:hAnsi="Aptos"/>
-                <w:b w:val="0"/>
-                <w:i w:val="0"/>
-                <w:sz w:val="22"/>
-              </w:rPr>
-              <w:t>kolokwium; ocena sporządzonego oprogramowania; prezentacja mini-projektu</w:t>
-            </w:r>
-          </w:p>
-        </w:tc>
-      </w:tr>
-      <w:tr>
-        <w:tc>
-          <w:tcPr>
-            <w:tcW w:type="dxa" w:w="3324"/>
-          </w:tcPr>
-          <w:p>
-            <w:pPr>
-              <w:spacing w:before="20" w:after="20"/>
-            </w:pPr>
-            <w:r>
-              <w:rPr>
-                <w:rFonts w:ascii="Aptos" w:hAnsi="Aptos"/>
-                <w:b w:val="0"/>
-                <w:i w:val="0"/>
-                <w:sz w:val="22"/>
-              </w:rPr>
-            </w:r>
-          </w:p>
-        </w:tc>
-        <w:tc>
-          <w:tcPr>
-            <w:tcW w:type="dxa" w:w="3324"/>
-          </w:tcPr>
-          <w:p>
-            <w:pPr>
-              <w:spacing w:before="20" w:after="20"/>
-            </w:pPr>
-            <w:r>
-              <w:rPr>
-                <w:rFonts w:ascii="Aptos" w:hAnsi="Aptos"/>
-                <w:b w:val="0"/>
-                <w:i w:val="0"/>
-                <w:sz w:val="22"/>
-              </w:rPr>
-              <w:t>Student potrafi dobrać odpowiednie środki do wytworzenia oprogramowania na konkretną platformę sprzętową.</w:t>
-            </w:r>
-          </w:p>
-        </w:tc>
-        <w:tc>
-          <w:tcPr>
-            <w:tcW w:type="dxa" w:w="3324"/>
-          </w:tcPr>
-          <w:p>
-            <w:pPr>
-              <w:spacing w:before="20" w:after="20"/>
-            </w:pPr>
-            <w:r>
-              <w:rPr>
-                <w:rFonts w:ascii="Aptos" w:hAnsi="Aptos"/>
-                <w:b w:val="0"/>
-                <w:i w:val="0"/>
-                <w:sz w:val="22"/>
-              </w:rPr>
-              <w:t>kolokwium; ocena sporządzonego oprogramowania; prezentacja mini-projektu</w:t>
+              <w:t>prezentacja projektu i dokumentacji; ocena sporządzonego oprogramowania</w:t>
             </w:r>
           </w:p>
         </w:tc>
@@ -3772,7 +3336,7 @@
                 <w:i w:val="0"/>
                 <w:sz w:val="22"/>
               </w:rPr>
-              <w:t>Student jest gotów do samodzielnego rozwijania swoich umiejętności</w:t>
+              <w:t>Student potrafi samodzielnie planować pracę nad projektem programistycznym, dbać o jakość i czytelność kodu oraz terminowo realizować powierzone zadania.</w:t>
             </w:r>
           </w:p>
         </w:tc>
@@ -3791,65 +3355,7 @@
                 <w:i w:val="0"/>
                 <w:sz w:val="22"/>
               </w:rPr>
-              <w:t>kolokwium; ocena sporządzonego oprogramowania; prezentacja mini-projektu</w:t>
-            </w:r>
-          </w:p>
-        </w:tc>
-      </w:tr>
-      <w:tr>
-        <w:tc>
-          <w:tcPr>
-            <w:tcW w:type="dxa" w:w="3324"/>
-          </w:tcPr>
-          <w:p>
-            <w:pPr>
-              <w:spacing w:before="20" w:after="20"/>
-            </w:pPr>
-            <w:r>
-              <w:rPr>
-                <w:rFonts w:ascii="Aptos" w:hAnsi="Aptos"/>
-                <w:b w:val="0"/>
-                <w:i w:val="0"/>
-                <w:sz w:val="22"/>
-              </w:rPr>
-            </w:r>
-          </w:p>
-        </w:tc>
-        <w:tc>
-          <w:tcPr>
-            <w:tcW w:type="dxa" w:w="3324"/>
-          </w:tcPr>
-          <w:p>
-            <w:pPr>
-              <w:spacing w:before="20" w:after="20"/>
-            </w:pPr>
-            <w:r>
-              <w:rPr>
-                <w:rFonts w:ascii="Aptos" w:hAnsi="Aptos"/>
-                <w:b w:val="0"/>
-                <w:i w:val="0"/>
-                <w:sz w:val="22"/>
-              </w:rPr>
-              <w:t>Student jest gotów do podjęcia decyzji jakie środki lepiej posłużą do realizacji zadania.</w:t>
-            </w:r>
-          </w:p>
-        </w:tc>
-        <w:tc>
-          <w:tcPr>
-            <w:tcW w:type="dxa" w:w="3324"/>
-          </w:tcPr>
-          <w:p>
-            <w:pPr>
-              <w:spacing w:before="20" w:after="20"/>
-            </w:pPr>
-            <w:r>
-              <w:rPr>
-                <w:rFonts w:ascii="Aptos" w:hAnsi="Aptos"/>
-                <w:b w:val="0"/>
-                <w:i w:val="0"/>
-                <w:sz w:val="22"/>
-              </w:rPr>
-              <w:t>kolokwium; ocena sporządzonego oprogramowania; prezentacja mini-projektu</w:t>
+              <w:t>prezentacja projektu i dokumentacji; ocena sporządzonego oprogramowania</w:t>
             </w:r>
           </w:p>
         </w:tc>

--- a/public/assets/files/niestacjonarne/CPP.docx
+++ b/public/assets/files/niestacjonarne/CPP.docx
@@ -1093,7 +1093,7 @@
                 <w:i w:val="0"/>
                 <w:sz w:val="22"/>
               </w:rPr>
-              <w:t>29</w:t>
+              <w:t>21.5</w:t>
             </w:r>
           </w:p>
         </w:tc>
@@ -1113,7 +1113,7 @@
                 <w:i w:val="0"/>
                 <w:sz w:val="22"/>
               </w:rPr>
-              <w:t>1.2</w:t>
+              <w:t>0.9</w:t>
             </w:r>
           </w:p>
         </w:tc>

--- a/public/assets/files/niestacjonarne/CPP.docx
+++ b/public/assets/files/niestacjonarne/CPP.docx
@@ -2992,6 +2992,7 @@
                 <w:i w:val="0"/>
                 <w:sz w:val="22"/>
               </w:rPr>
+              <w:t>K_W10</w:t>
             </w:r>
           </w:p>
         </w:tc>
@@ -3029,7 +3030,6 @@
                 <w:i w:val="0"/>
                 <w:sz w:val="22"/>
               </w:rPr>
-              <w:t>prezentacja projektu i dokumentacji; ocena sporządzonego oprogramowania</w:t>
             </w:r>
           </w:p>
         </w:tc>
@@ -3155,6 +3155,7 @@
                 <w:i w:val="0"/>
                 <w:sz w:val="22"/>
               </w:rPr>
+              <w:t>K_U16</w:t>
             </w:r>
           </w:p>
         </w:tc>
@@ -3192,7 +3193,7 @@
                 <w:i w:val="0"/>
                 <w:sz w:val="22"/>
               </w:rPr>
-              <w:t>prezentacja projektu i dokumentacji; ocena sporządzonego oprogramowania</w:t>
+              <w:t>prezentacja projektu i dokumentacji, ocena sporządzonego oprogramowania</w:t>
             </w:r>
           </w:p>
         </w:tc>
@@ -3318,6 +3319,7 @@
                 <w:i w:val="0"/>
                 <w:sz w:val="22"/>
               </w:rPr>
+              <w:t>K_K05</w:t>
             </w:r>
           </w:p>
         </w:tc>
@@ -3355,7 +3357,7 @@
                 <w:i w:val="0"/>
                 <w:sz w:val="22"/>
               </w:rPr>
-              <w:t>prezentacja projektu i dokumentacji; ocena sporządzonego oprogramowania</w:t>
+              <w:t>prezentacja projektu i dokumentacji, ocena sporządzonego oprogramowania</w:t>
             </w:r>
           </w:p>
         </w:tc>

--- a/public/assets/files/niestacjonarne/CPP.docx
+++ b/public/assets/files/niestacjonarne/CPP.docx
@@ -1869,14 +1869,13 @@
       </w:tblPr>
       <w:tblGrid>
         <w:gridCol w:w="680"/>
-        <w:gridCol w:w="4536"/>
-        <w:gridCol w:w="4252"/>
+        <w:gridCol w:w="8788"/>
       </w:tblGrid>
       <w:tr>
         <w:tc>
           <w:tcPr>
             <w:tcW w:type="dxa" w:w="9468"/>
-            <w:gridSpan w:val="3"/>
+            <w:gridSpan w:val="2"/>
             <w:shd w:val="clear" w:color="auto" w:fill="D9D9D9"/>
           </w:tcPr>
           <w:p>
@@ -1918,7 +1917,7 @@
         </w:tc>
         <w:tc>
           <w:tcPr>
-            <w:tcW w:type="dxa" w:w="4536"/>
+            <w:tcW w:type="dxa" w:w="8788"/>
             <w:shd w:val="clear" w:color="auto" w:fill="D9D9D9"/>
           </w:tcPr>
           <w:p>
@@ -1932,27 +1931,7 @@
                 <w:i w:val="0"/>
                 <w:sz w:val="16"/>
               </w:rPr>
-              <w:t>Wykład</w:t>
-            </w:r>
-          </w:p>
-        </w:tc>
-        <w:tc>
-          <w:tcPr>
-            <w:tcW w:type="dxa" w:w="4252"/>
-            <w:shd w:val="clear" w:color="auto" w:fill="D9D9D9"/>
-          </w:tcPr>
-          <w:p>
-            <w:pPr>
-              <w:spacing w:before="20" w:after="20"/>
-            </w:pPr>
-            <w:r>
-              <w:rPr>
-                <w:rFonts w:ascii="Aptos" w:hAnsi="Aptos"/>
-                <w:b/>
-                <w:i w:val="0"/>
-                <w:sz w:val="16"/>
-              </w:rPr>
-              <w:t>Ćwiczenia / Laboratorium / Pracownia</w:t>
+              <w:t>Treści programowe</w:t>
             </w:r>
           </w:p>
         </w:tc>
@@ -1979,7 +1958,7 @@
         </w:tc>
         <w:tc>
           <w:tcPr>
-            <w:tcW w:type="dxa" w:w="4536"/>
+            <w:tcW w:type="dxa" w:w="8788"/>
           </w:tcPr>
           <w:p>
             <w:pPr>
@@ -1993,24 +1972,6 @@
                 <w:sz w:val="22"/>
               </w:rPr>
               <w:t>Wprowadzenie do języka C++: zastosowania, kompilacja, struktura programu, pierwszy program.</w:t>
-            </w:r>
-          </w:p>
-        </w:tc>
-        <w:tc>
-          <w:tcPr>
-            <w:tcW w:type="dxa" w:w="4252"/>
-          </w:tcPr>
-          <w:p>
-            <w:pPr>
-              <w:spacing w:before="20" w:after="20"/>
-            </w:pPr>
-            <w:r>
-              <w:rPr>
-                <w:rFonts w:ascii="Aptos" w:hAnsi="Aptos"/>
-                <w:b w:val="0"/>
-                <w:i w:val="0"/>
-                <w:sz w:val="22"/>
-              </w:rPr>
             </w:r>
           </w:p>
         </w:tc>
@@ -2037,7 +1998,7 @@
         </w:tc>
         <w:tc>
           <w:tcPr>
-            <w:tcW w:type="dxa" w:w="4536"/>
+            <w:tcW w:type="dxa" w:w="8788"/>
           </w:tcPr>
           <w:p>
             <w:pPr>
@@ -2051,24 +2012,6 @@
                 <w:sz w:val="22"/>
               </w:rPr>
               <w:t>Typy danych, zmienne, stałe, operatory, instrukcje wejścia i wyjścia (cin, cout).</w:t>
-            </w:r>
-          </w:p>
-        </w:tc>
-        <w:tc>
-          <w:tcPr>
-            <w:tcW w:type="dxa" w:w="4252"/>
-          </w:tcPr>
-          <w:p>
-            <w:pPr>
-              <w:spacing w:before="20" w:after="20"/>
-            </w:pPr>
-            <w:r>
-              <w:rPr>
-                <w:rFonts w:ascii="Aptos" w:hAnsi="Aptos"/>
-                <w:b w:val="0"/>
-                <w:i w:val="0"/>
-                <w:sz w:val="22"/>
-              </w:rPr>
             </w:r>
           </w:p>
         </w:tc>
@@ -2095,7 +2038,7 @@
         </w:tc>
         <w:tc>
           <w:tcPr>
-            <w:tcW w:type="dxa" w:w="4536"/>
+            <w:tcW w:type="dxa" w:w="8788"/>
           </w:tcPr>
           <w:p>
             <w:pPr>
@@ -2109,24 +2052,6 @@
                 <w:sz w:val="22"/>
               </w:rPr>
               <w:t>Instrukcje sterujące: if, switch, pętle for, while, do while.</w:t>
-            </w:r>
-          </w:p>
-        </w:tc>
-        <w:tc>
-          <w:tcPr>
-            <w:tcW w:type="dxa" w:w="4252"/>
-          </w:tcPr>
-          <w:p>
-            <w:pPr>
-              <w:spacing w:before="20" w:after="20"/>
-            </w:pPr>
-            <w:r>
-              <w:rPr>
-                <w:rFonts w:ascii="Aptos" w:hAnsi="Aptos"/>
-                <w:b w:val="0"/>
-                <w:i w:val="0"/>
-                <w:sz w:val="22"/>
-              </w:rPr>
             </w:r>
           </w:p>
         </w:tc>
@@ -2153,7 +2078,7 @@
         </w:tc>
         <w:tc>
           <w:tcPr>
-            <w:tcW w:type="dxa" w:w="4536"/>
+            <w:tcW w:type="dxa" w:w="8788"/>
           </w:tcPr>
           <w:p>
             <w:pPr>
@@ -2167,24 +2092,6 @@
                 <w:sz w:val="22"/>
               </w:rPr>
               <w:t>Funkcje: definicja, parametry, wartości zwracane, przeciążanie funkcji.</w:t>
-            </w:r>
-          </w:p>
-        </w:tc>
-        <w:tc>
-          <w:tcPr>
-            <w:tcW w:type="dxa" w:w="4252"/>
-          </w:tcPr>
-          <w:p>
-            <w:pPr>
-              <w:spacing w:before="20" w:after="20"/>
-            </w:pPr>
-            <w:r>
-              <w:rPr>
-                <w:rFonts w:ascii="Aptos" w:hAnsi="Aptos"/>
-                <w:b w:val="0"/>
-                <w:i w:val="0"/>
-                <w:sz w:val="22"/>
-              </w:rPr>
             </w:r>
           </w:p>
         </w:tc>
@@ -2211,7 +2118,7 @@
         </w:tc>
         <w:tc>
           <w:tcPr>
-            <w:tcW w:type="dxa" w:w="4536"/>
+            <w:tcW w:type="dxa" w:w="8788"/>
           </w:tcPr>
           <w:p>
             <w:pPr>
@@ -2225,24 +2132,6 @@
                 <w:sz w:val="22"/>
               </w:rPr>
               <w:t>Tablice i łańcuchy znaków, podstawy pracy z pamięcią.</w:t>
-            </w:r>
-          </w:p>
-        </w:tc>
-        <w:tc>
-          <w:tcPr>
-            <w:tcW w:type="dxa" w:w="4252"/>
-          </w:tcPr>
-          <w:p>
-            <w:pPr>
-              <w:spacing w:before="20" w:after="20"/>
-            </w:pPr>
-            <w:r>
-              <w:rPr>
-                <w:rFonts w:ascii="Aptos" w:hAnsi="Aptos"/>
-                <w:b w:val="0"/>
-                <w:i w:val="0"/>
-                <w:sz w:val="22"/>
-              </w:rPr>
             </w:r>
           </w:p>
         </w:tc>
@@ -2269,7 +2158,7 @@
         </w:tc>
         <w:tc>
           <w:tcPr>
-            <w:tcW w:type="dxa" w:w="4536"/>
+            <w:tcW w:type="dxa" w:w="8788"/>
           </w:tcPr>
           <w:p>
             <w:pPr>
@@ -2283,24 +2172,6 @@
                 <w:sz w:val="22"/>
               </w:rPr>
               <w:t>Wskaźniki i referencje – wprowadzenie i zastosowania.</w:t>
-            </w:r>
-          </w:p>
-        </w:tc>
-        <w:tc>
-          <w:tcPr>
-            <w:tcW w:type="dxa" w:w="4252"/>
-          </w:tcPr>
-          <w:p>
-            <w:pPr>
-              <w:spacing w:before="20" w:after="20"/>
-            </w:pPr>
-            <w:r>
-              <w:rPr>
-                <w:rFonts w:ascii="Aptos" w:hAnsi="Aptos"/>
-                <w:b w:val="0"/>
-                <w:i w:val="0"/>
-                <w:sz w:val="22"/>
-              </w:rPr>
             </w:r>
           </w:p>
         </w:tc>
@@ -2327,7 +2198,7 @@
         </w:tc>
         <w:tc>
           <w:tcPr>
-            <w:tcW w:type="dxa" w:w="4536"/>
+            <w:tcW w:type="dxa" w:w="8788"/>
           </w:tcPr>
           <w:p>
             <w:pPr>
@@ -2341,24 +2212,6 @@
                 <w:sz w:val="22"/>
               </w:rPr>
               <w:t>Struktury i typy złożone.</w:t>
-            </w:r>
-          </w:p>
-        </w:tc>
-        <w:tc>
-          <w:tcPr>
-            <w:tcW w:type="dxa" w:w="4252"/>
-          </w:tcPr>
-          <w:p>
-            <w:pPr>
-              <w:spacing w:before="20" w:after="20"/>
-            </w:pPr>
-            <w:r>
-              <w:rPr>
-                <w:rFonts w:ascii="Aptos" w:hAnsi="Aptos"/>
-                <w:b w:val="0"/>
-                <w:i w:val="0"/>
-                <w:sz w:val="22"/>
-              </w:rPr>
             </w:r>
           </w:p>
         </w:tc>
@@ -2385,7 +2238,7 @@
         </w:tc>
         <w:tc>
           <w:tcPr>
-            <w:tcW w:type="dxa" w:w="4536"/>
+            <w:tcW w:type="dxa" w:w="8788"/>
           </w:tcPr>
           <w:p>
             <w:pPr>
@@ -2399,24 +2252,6 @@
                 <w:sz w:val="22"/>
               </w:rPr>
               <w:t>Dynamiczna alokacja pamięci (new, delete) i podstawy bezpiecznego zarządzania zasobami.</w:t>
-            </w:r>
-          </w:p>
-        </w:tc>
-        <w:tc>
-          <w:tcPr>
-            <w:tcW w:type="dxa" w:w="4252"/>
-          </w:tcPr>
-          <w:p>
-            <w:pPr>
-              <w:spacing w:before="20" w:after="20"/>
-            </w:pPr>
-            <w:r>
-              <w:rPr>
-                <w:rFonts w:ascii="Aptos" w:hAnsi="Aptos"/>
-                <w:b w:val="0"/>
-                <w:i w:val="0"/>
-                <w:sz w:val="22"/>
-              </w:rPr>
             </w:r>
           </w:p>
         </w:tc>
@@ -2443,7 +2278,7 @@
         </w:tc>
         <w:tc>
           <w:tcPr>
-            <w:tcW w:type="dxa" w:w="4536"/>
+            <w:tcW w:type="dxa" w:w="8788"/>
           </w:tcPr>
           <w:p>
             <w:pPr>
@@ -2457,24 +2292,6 @@
                 <w:sz w:val="22"/>
               </w:rPr>
               <w:t>Wprowadzenie do programowania obiektowego: klasy i obiekty.</w:t>
-            </w:r>
-          </w:p>
-        </w:tc>
-        <w:tc>
-          <w:tcPr>
-            <w:tcW w:type="dxa" w:w="4252"/>
-          </w:tcPr>
-          <w:p>
-            <w:pPr>
-              <w:spacing w:before="20" w:after="20"/>
-            </w:pPr>
-            <w:r>
-              <w:rPr>
-                <w:rFonts w:ascii="Aptos" w:hAnsi="Aptos"/>
-                <w:b w:val="0"/>
-                <w:i w:val="0"/>
-                <w:sz w:val="22"/>
-              </w:rPr>
             </w:r>
           </w:p>
         </w:tc>
@@ -2501,7 +2318,7 @@
         </w:tc>
         <w:tc>
           <w:tcPr>
-            <w:tcW w:type="dxa" w:w="4536"/>
+            <w:tcW w:type="dxa" w:w="8788"/>
           </w:tcPr>
           <w:p>
             <w:pPr>
@@ -2515,24 +2332,6 @@
                 <w:sz w:val="22"/>
               </w:rPr>
               <w:t xml:space="preserve"> Konstruktory, destruktory, enkapsulacja.</w:t>
-            </w:r>
-          </w:p>
-        </w:tc>
-        <w:tc>
-          <w:tcPr>
-            <w:tcW w:type="dxa" w:w="4252"/>
-          </w:tcPr>
-          <w:p>
-            <w:pPr>
-              <w:spacing w:before="20" w:after="20"/>
-            </w:pPr>
-            <w:r>
-              <w:rPr>
-                <w:rFonts w:ascii="Aptos" w:hAnsi="Aptos"/>
-                <w:b w:val="0"/>
-                <w:i w:val="0"/>
-                <w:sz w:val="22"/>
-              </w:rPr>
             </w:r>
           </w:p>
         </w:tc>
@@ -2559,7 +2358,7 @@
         </w:tc>
         <w:tc>
           <w:tcPr>
-            <w:tcW w:type="dxa" w:w="4536"/>
+            <w:tcW w:type="dxa" w:w="8788"/>
           </w:tcPr>
           <w:p>
             <w:pPr>
@@ -2573,24 +2372,6 @@
                 <w:sz w:val="22"/>
               </w:rPr>
               <w:t xml:space="preserve"> Dziedziczenie i polimorfizm – podstawy.</w:t>
-            </w:r>
-          </w:p>
-        </w:tc>
-        <w:tc>
-          <w:tcPr>
-            <w:tcW w:type="dxa" w:w="4252"/>
-          </w:tcPr>
-          <w:p>
-            <w:pPr>
-              <w:spacing w:before="20" w:after="20"/>
-            </w:pPr>
-            <w:r>
-              <w:rPr>
-                <w:rFonts w:ascii="Aptos" w:hAnsi="Aptos"/>
-                <w:b w:val="0"/>
-                <w:i w:val="0"/>
-                <w:sz w:val="22"/>
-              </w:rPr>
             </w:r>
           </w:p>
         </w:tc>
@@ -2617,7 +2398,7 @@
         </w:tc>
         <w:tc>
           <w:tcPr>
-            <w:tcW w:type="dxa" w:w="4536"/>
+            <w:tcW w:type="dxa" w:w="8788"/>
           </w:tcPr>
           <w:p>
             <w:pPr>
@@ -2631,24 +2412,6 @@
                 <w:sz w:val="22"/>
               </w:rPr>
               <w:t xml:space="preserve"> Biblioteka standardowa STL – wprowadzenie (vector, string).</w:t>
-            </w:r>
-          </w:p>
-        </w:tc>
-        <w:tc>
-          <w:tcPr>
-            <w:tcW w:type="dxa" w:w="4252"/>
-          </w:tcPr>
-          <w:p>
-            <w:pPr>
-              <w:spacing w:before="20" w:after="20"/>
-            </w:pPr>
-            <w:r>
-              <w:rPr>
-                <w:rFonts w:ascii="Aptos" w:hAnsi="Aptos"/>
-                <w:b w:val="0"/>
-                <w:i w:val="0"/>
-                <w:sz w:val="22"/>
-              </w:rPr>
             </w:r>
           </w:p>
         </w:tc>

--- a/public/assets/files/niestacjonarne/CPP.docx
+++ b/public/assets/files/niestacjonarne/CPP.docx
@@ -660,7 +660,7 @@
                 <w:i w:val="0"/>
                 <w:sz w:val="22"/>
               </w:rPr>
-              <w:t>do ustalenia</w:t>
+              <w:t>mgr inż. Adam Urbanowicz</w:t>
             </w:r>
           </w:p>
         </w:tc>
